--- a/examples/regression/doc/02_torch_reg_mlp_static_patience.docx
+++ b/examples/regression/doc/02_torch_reg_mlp_static_patience.docx
@@ -1140,7 +1140,7 @@
         <w:rPr>
           <w:rStyle w:val="VerbatimChar"/>
         </w:rPr>
-        <w:t xml:space="preserve">## 1 26.71252 0.2032066 0.5560893</w:t>
+        <w:t xml:space="preserve">## 1 26.71251 0.2032066 0.5560893</w:t>
       </w:r>
     </w:p>
     <w:p>
@@ -1703,7 +1703,7 @@
               <a:graphicData uri="http://schemas.openxmlformats.org/drawingml/2006/picture">
                 <pic:pic>
                   <pic:nvPicPr>
-                    <pic:cNvPr descr="C:\Git\dal\daltoolboxdp\examples\regression\doc\02_torch_reg_mlp_static_patience_files/23b66fd4ada2b7c4985939d16d9350854b20620a.png" id="11" name="Picture"/>
+                    <pic:cNvPr descr="/home/gpca/daltoolboxdp/examples/regression/doc/02_torch_reg_mlp_static_patience_files/80fb8fae860d1f2b156afdfefc633f85fd118e16.png" id="11" name="Picture"/>
                     <pic:cNvPicPr>
                       <a:picLocks noChangeArrowheads="1" noChangeAspect="1"/>
                     </pic:cNvPicPr>

--- a/examples/regression/doc/02_torch_reg_mlp_static_patience.docx
+++ b/examples/regression/doc/02_torch_reg_mlp_static_patience.docx
@@ -45,6 +45,45 @@
       </w:pPr>
       <w:r>
         <w:rPr>
+          <w:rStyle w:val="FunctionTok"/>
+        </w:rPr>
+        <w:t xml:space="preserve">source</w:t>
+      </w:r>
+      <w:r>
+        <w:rPr>
+          <w:rStyle w:val="NormalTok"/>
+        </w:rPr>
+        <w:t xml:space="preserve">(</w:t>
+      </w:r>
+      <w:r>
+        <w:rPr>
+          <w:rStyle w:val="FunctionTok"/>
+        </w:rPr>
+        <w:t xml:space="preserve">url</w:t>
+      </w:r>
+      <w:r>
+        <w:rPr>
+          <w:rStyle w:val="NormalTok"/>
+        </w:rPr>
+        <w:t xml:space="preserve">(</w:t>
+      </w:r>
+      <w:r>
+        <w:rPr>
+          <w:rStyle w:val="StringTok"/>
+        </w:rPr>
+        <w:t xml:space="preserve">"https://raw.githubusercontent.com/cefet-rj-dal/daltoolboxdp/main/examples/seed.R"</w:t>
+      </w:r>
+      <w:r>
+        <w:rPr>
+          <w:rStyle w:val="NormalTok"/>
+        </w:rPr>
+        <w:t xml:space="preserve">))</w:t>
+      </w:r>
+      <w:r>
+        <w:br/>
+      </w:r>
+      <w:r>
+        <w:rPr>
           <w:rStyle w:val="CommentTok"/>
         </w:rPr>
         <w:t xml:space="preserve"># installation</w:t>
@@ -729,6 +768,21 @@
       </w:r>
       <w:r>
         <w:rPr>
+          <w:rStyle w:val="FunctionTok"/>
+        </w:rPr>
+        <w:t xml:space="preserve">set_example_seed</w:t>
+      </w:r>
+      <w:r>
+        <w:rPr>
+          <w:rStyle w:val="NormalTok"/>
+        </w:rPr>
+        <w:t xml:space="preserve">()</w:t>
+      </w:r>
+      <w:r>
+        <w:br/>
+      </w:r>
+      <w:r>
+        <w:rPr>
           <w:rStyle w:val="NormalTok"/>
         </w:rPr>
         <w:t xml:space="preserve">model </w:t>
@@ -983,7 +1037,7 @@
         <w:rPr>
           <w:rStyle w:val="VerbatimChar"/>
         </w:rPr>
-        <w:t xml:space="preserve">## 1 36.63777 0.2028756 0.5929509</w:t>
+        <w:t xml:space="preserve">## 1 51.14312 0.2405553 0.4317951</w:t>
       </w:r>
     </w:p>
     <w:p>
@@ -1140,7 +1194,7 @@
         <w:rPr>
           <w:rStyle w:val="VerbatimChar"/>
         </w:rPr>
-        <w:t xml:space="preserve">## 1 26.71251 0.2032066 0.5560893</w:t>
+        <w:t xml:space="preserve">## 1 41.48943 0.2695655 0.3105253</w:t>
       </w:r>
     </w:p>
     <w:p>
@@ -1189,7 +1243,7 @@
         <w:rPr>
           <w:rStyle w:val="VerbatimChar"/>
         </w:rPr>
-        <w:t xml:space="preserve">## [1] 300</w:t>
+        <w:t xml:space="preserve">## [1] 227</w:t>
       </w:r>
     </w:p>
     <w:p>
@@ -1703,7 +1757,7 @@
               <a:graphicData uri="http://schemas.openxmlformats.org/drawingml/2006/picture">
                 <pic:pic>
                   <pic:nvPicPr>
-                    <pic:cNvPr descr="/home/gpca/daltoolboxdp/examples/regression/doc/02_torch_reg_mlp_static_patience_files/80fb8fae860d1f2b156afdfefc633f85fd118e16.png" id="11" name="Picture"/>
+                    <pic:cNvPr descr="/home/gpca/daltoolboxdp/examples/regression/doc/02_torch_reg_mlp_static_patience_files/789f6f511fd00f3daad98fca99f07c11b997420b.png" id="11" name="Picture"/>
                     <pic:cNvPicPr>
                       <a:picLocks noChangeArrowheads="1" noChangeAspect="1"/>
                     </pic:cNvPicPr>

--- a/examples/regression/doc/02_torch_reg_mlp_static_patience.docx
+++ b/examples/regression/doc/02_torch_reg_mlp_static_patience.docx
@@ -1028,7 +1028,7 @@
         <w:rPr>
           <w:rStyle w:val="VerbatimChar"/>
         </w:rPr>
-        <w:t xml:space="preserve">##        mse     smape        R2</w:t>
+        <w:t xml:space="preserve">##        mse   smape        R2</w:t>
       </w:r>
       <w:r>
         <w:br/>
@@ -1037,7 +1037,7 @@
         <w:rPr>
           <w:rStyle w:val="VerbatimChar"/>
         </w:rPr>
-        <w:t xml:space="preserve">## 1 51.14312 0.2405553 0.4317951</w:t>
+        <w:t xml:space="preserve">## 1 38.36262 0.18909 0.5737877</w:t>
       </w:r>
     </w:p>
     <w:p>
@@ -1194,7 +1194,7 @@
         <w:rPr>
           <w:rStyle w:val="VerbatimChar"/>
         </w:rPr>
-        <w:t xml:space="preserve">## 1 41.48943 0.2695655 0.3105253</w:t>
+        <w:t xml:space="preserve">## 1 28.83201 0.2060332 0.5208673</w:t>
       </w:r>
     </w:p>
     <w:p>
@@ -1243,7 +1243,7 @@
         <w:rPr>
           <w:rStyle w:val="VerbatimChar"/>
         </w:rPr>
-        <w:t xml:space="preserve">## [1] 227</w:t>
+        <w:t xml:space="preserve">## [1] 300</w:t>
       </w:r>
     </w:p>
     <w:p>
@@ -1757,7 +1757,7 @@
               <a:graphicData uri="http://schemas.openxmlformats.org/drawingml/2006/picture">
                 <pic:pic>
                   <pic:nvPicPr>
-                    <pic:cNvPr descr="/home/gpca/daltoolboxdp/examples/regression/doc/02_torch_reg_mlp_static_patience_files/789f6f511fd00f3daad98fca99f07c11b997420b.png" id="11" name="Picture"/>
+                    <pic:cNvPr descr="/home/gpca/daltoolboxdp/examples/regression/doc/02_torch_reg_mlp_static_patience_files/907af28fe848f09503feb27c5e3b09f83ea3739b.png" id="11" name="Picture"/>
                     <pic:cNvPicPr>
                       <a:picLocks noChangeArrowheads="1" noChangeAspect="1"/>
                     </pic:cNvPicPr>

--- a/examples/regression/doc/02_torch_reg_mlp_static_patience.docx
+++ b/examples/regression/doc/02_torch_reg_mlp_static_patience.docx
@@ -1028,7 +1028,7 @@
         <w:rPr>
           <w:rStyle w:val="VerbatimChar"/>
         </w:rPr>
-        <w:t xml:space="preserve">##        mse   smape        R2</w:t>
+        <w:t xml:space="preserve">##        mse     smape        R2</w:t>
       </w:r>
       <w:r>
         <w:br/>
@@ -1037,7 +1037,7 @@
         <w:rPr>
           <w:rStyle w:val="VerbatimChar"/>
         </w:rPr>
-        <w:t xml:space="preserve">## 1 38.36262 0.18909 0.5737877</w:t>
+        <w:t xml:space="preserve">## 1 38.13564 0.1932038 0.5763094</w:t>
       </w:r>
     </w:p>
     <w:p>
@@ -1185,7 +1185,7 @@
         <w:rPr>
           <w:rStyle w:val="VerbatimChar"/>
         </w:rPr>
-        <w:t xml:space="preserve">##        mse     smape        R2</w:t>
+        <w:t xml:space="preserve">##        mse    smape        R2</w:t>
       </w:r>
       <w:r>
         <w:br/>
@@ -1194,7 +1194,7 @@
         <w:rPr>
           <w:rStyle w:val="VerbatimChar"/>
         </w:rPr>
-        <w:t xml:space="preserve">## 1 28.83201 0.2060332 0.5208673</w:t>
+        <w:t xml:space="preserve">## 1 32.15936 0.223171 0.4655732</w:t>
       </w:r>
     </w:p>
     <w:p>
@@ -1757,7 +1757,7 @@
               <a:graphicData uri="http://schemas.openxmlformats.org/drawingml/2006/picture">
                 <pic:pic>
                   <pic:nvPicPr>
-                    <pic:cNvPr descr="/home/gpca/daltoolboxdp/examples/regression/doc/02_torch_reg_mlp_static_patience_files/907af28fe848f09503feb27c5e3b09f83ea3739b.png" id="11" name="Picture"/>
+                    <pic:cNvPr descr="/home/gpca/daltoolboxdp/examples/regression/doc/02_torch_reg_mlp_static_patience_files/11922b0e27288b6ddb5abff4d7afed91b5faba18.png" id="11" name="Picture"/>
                     <pic:cNvPicPr>
                       <a:picLocks noChangeArrowheads="1" noChangeAspect="1"/>
                     </pic:cNvPicPr>

--- a/examples/regression/doc/02_torch_reg_mlp_static_patience.docx
+++ b/examples/regression/doc/02_torch_reg_mlp_static_patience.docx
@@ -476,43 +476,49 @@
         <w:rPr>
           <w:rStyle w:val="FunctionTok"/>
         </w:rPr>
-        <w:t xml:space="preserve">ncol</w:t>
-      </w:r>
-      <w:r>
-        <w:rPr>
-          <w:rStyle w:val="NormalTok"/>
-        </w:rPr>
-        <w:t xml:space="preserve">(Boston) </w:t>
+        <w:t xml:space="preserve">sum</w:t>
+      </w:r>
+      <w:r>
+        <w:rPr>
+          <w:rStyle w:val="NormalTok"/>
+        </w:rPr>
+        <w:t xml:space="preserve">(</w:t>
+      </w:r>
+      <w:r>
+        <w:rPr>
+          <w:rStyle w:val="FunctionTok"/>
+        </w:rPr>
+        <w:t xml:space="preserve">colnames</w:t>
+      </w:r>
+      <w:r>
+        <w:rPr>
+          <w:rStyle w:val="NormalTok"/>
+        </w:rPr>
+        <w:t xml:space="preserve">(boston_train) </w:t>
       </w:r>
       <w:r>
         <w:rPr>
           <w:rStyle w:val="SpecialCharTok"/>
         </w:rPr>
-        <w:t xml:space="preserve">-</w:t>
-      </w:r>
-      <w:r>
-        <w:rPr>
-          <w:rStyle w:val="NormalTok"/>
-        </w:rPr>
-        <w:t xml:space="preserve"> </w:t>
-      </w:r>
-      <w:r>
-        <w:rPr>
-          <w:rStyle w:val="DecValTok"/>
-        </w:rPr>
-        <w:t xml:space="preserve">1</w:t>
-      </w:r>
-      <w:r>
-        <w:rPr>
-          <w:rStyle w:val="DataTypeTok"/>
-        </w:rPr>
-        <w:t xml:space="preserve">L</w:t>
-      </w:r>
-      <w:r>
-        <w:rPr>
-          <w:rStyle w:val="NormalTok"/>
-        </w:rPr>
-        <w:t xml:space="preserve">,</w:t>
+        <w:t xml:space="preserve">!=</w:t>
+      </w:r>
+      <w:r>
+        <w:rPr>
+          <w:rStyle w:val="NormalTok"/>
+        </w:rPr>
+        <w:t xml:space="preserve"> </w:t>
+      </w:r>
+      <w:r>
+        <w:rPr>
+          <w:rStyle w:val="StringTok"/>
+        </w:rPr>
+        <w:t xml:space="preserve">"medv"</w:t>
+      </w:r>
+      <w:r>
+        <w:rPr>
+          <w:rStyle w:val="NormalTok"/>
+        </w:rPr>
+        <w:t xml:space="preserve">),</w:t>
       </w:r>
       <w:r>
         <w:br/>
@@ -882,6 +888,27 @@
       <w:r>
         <w:t xml:space="preserve">acts as an upper bound; the effective number of epochs is determined by early stopping.</w:t>
       </w:r>
+      <w:r>
+        <w:t xml:space="preserve"> </w:t>
+      </w:r>
+      <w:r>
+        <w:t xml:space="preserve">-</w:t>
+      </w:r>
+      <w:r>
+        <w:t xml:space="preserve"> </w:t>
+      </w:r>
+      <w:r>
+        <w:rPr>
+          <w:rStyle w:val="VerbatimChar"/>
+        </w:rPr>
+        <w:t xml:space="preserve">input_size</w:t>
+      </w:r>
+      <w:r>
+        <w:t xml:space="preserve"> </w:t>
+      </w:r>
+      <w:r>
+        <w:t xml:space="preserve">is inferred from the fitted predictors unless you provide it explicitly as a consistency check.</w:t>
+      </w:r>
     </w:p>
     <w:p>
       <w:pPr>
@@ -1037,7 +1064,7 @@
         <w:rPr>
           <w:rStyle w:val="VerbatimChar"/>
         </w:rPr>
-        <w:t xml:space="preserve">## 1 38.13564 0.1932038 0.5763094</w:t>
+        <w:t xml:space="preserve">## 1 38.02852 0.1886478 0.5774995</w:t>
       </w:r>
     </w:p>
     <w:p>
@@ -1194,7 +1221,7 @@
         <w:rPr>
           <w:rStyle w:val="VerbatimChar"/>
         </w:rPr>
-        <w:t xml:space="preserve">## 1 32.15936 0.223171 0.4655732</w:t>
+        <w:t xml:space="preserve">## 1 28.49676 0.205642 0.5264386</w:t>
       </w:r>
     </w:p>
     <w:p>
@@ -1757,7 +1784,7 @@
               <a:graphicData uri="http://schemas.openxmlformats.org/drawingml/2006/picture">
                 <pic:pic>
                   <pic:nvPicPr>
-                    <pic:cNvPr descr="/home/gpca/daltoolboxdp/examples/regression/doc/02_torch_reg_mlp_static_patience_files/11922b0e27288b6ddb5abff4d7afed91b5faba18.png" id="11" name="Picture"/>
+                    <pic:cNvPr descr="/home/gpca/daltoolboxdp/examples/regression/doc/02_torch_reg_mlp_static_patience_files/dfba4e571343a446171ac2d71bc33d8900ee2d87.png" id="11" name="Picture"/>
                     <pic:cNvPicPr>
                       <a:picLocks noChangeArrowheads="1" noChangeAspect="1"/>
                     </pic:cNvPicPr>

--- a/examples/regression/doc/02_torch_reg_mlp_static_patience.docx
+++ b/examples/regression/doc/02_torch_reg_mlp_static_patience.docx
@@ -1055,7 +1055,7 @@
         <w:rPr>
           <w:rStyle w:val="VerbatimChar"/>
         </w:rPr>
-        <w:t xml:space="preserve">##        mse     smape        R2</w:t>
+        <w:t xml:space="preserve">##        mse    smape        R2</w:t>
       </w:r>
       <w:r>
         <w:br/>
@@ -1064,7 +1064,7 @@
         <w:rPr>
           <w:rStyle w:val="VerbatimChar"/>
         </w:rPr>
-        <w:t xml:space="preserve">## 1 38.02852 0.1886478 0.5774995</w:t>
+        <w:t xml:space="preserve">## 1 39.16201 0.204454 0.5649063</w:t>
       </w:r>
     </w:p>
     <w:p>
@@ -1212,7 +1212,7 @@
         <w:rPr>
           <w:rStyle w:val="VerbatimChar"/>
         </w:rPr>
-        <w:t xml:space="preserve">##        mse    smape        R2</w:t>
+        <w:t xml:space="preserve">##       mse     smape        R2</w:t>
       </w:r>
       <w:r>
         <w:br/>
@@ -1221,7 +1221,7 @@
         <w:rPr>
           <w:rStyle w:val="VerbatimChar"/>
         </w:rPr>
-        <w:t xml:space="preserve">## 1 28.49676 0.205642 0.5264386</w:t>
+        <w:t xml:space="preserve">## 1 31.8441 0.2150645 0.4708121</w:t>
       </w:r>
     </w:p>
     <w:p>
@@ -1784,7 +1784,7 @@
               <a:graphicData uri="http://schemas.openxmlformats.org/drawingml/2006/picture">
                 <pic:pic>
                   <pic:nvPicPr>
-                    <pic:cNvPr descr="/home/gpca/daltoolboxdp/examples/regression/doc/02_torch_reg_mlp_static_patience_files/dfba4e571343a446171ac2d71bc33d8900ee2d87.png" id="11" name="Picture"/>
+                    <pic:cNvPr descr="/home/gpca/daltoolboxdp/examples/regression/doc/02_torch_reg_mlp_static_patience_files/6cc1a9aa5251461ecb1b7cfaa35c52fc2b0c71ef.png" id="11" name="Picture"/>
                     <pic:cNvPicPr>
                       <a:picLocks noChangeArrowheads="1" noChangeAspect="1"/>
                     </pic:cNvPicPr>

--- a/examples/regression/doc/02_torch_reg_mlp_static_patience.docx
+++ b/examples/regression/doc/02_torch_reg_mlp_static_patience.docx
@@ -1055,7 +1055,7 @@
         <w:rPr>
           <w:rStyle w:val="VerbatimChar"/>
         </w:rPr>
-        <w:t xml:space="preserve">##        mse    smape        R2</w:t>
+        <w:t xml:space="preserve">##        mse     smape        R2</w:t>
       </w:r>
       <w:r>
         <w:br/>
@@ -1064,7 +1064,7 @@
         <w:rPr>
           <w:rStyle w:val="VerbatimChar"/>
         </w:rPr>
-        <w:t xml:space="preserve">## 1 39.16201 0.204454 0.5649063</w:t>
+        <w:t xml:space="preserve">## 1 34.62935 0.1811313 0.6152646</w:t>
       </w:r>
     </w:p>
     <w:p>
@@ -1212,7 +1212,7 @@
         <w:rPr>
           <w:rStyle w:val="VerbatimChar"/>
         </w:rPr>
-        <w:t xml:space="preserve">##       mse     smape        R2</w:t>
+        <w:t xml:space="preserve">##      mse     smape        R2</w:t>
       </w:r>
       <w:r>
         <w:br/>
@@ -1221,7 +1221,7 @@
         <w:rPr>
           <w:rStyle w:val="VerbatimChar"/>
         </w:rPr>
-        <w:t xml:space="preserve">## 1 31.8441 0.2150645 0.4708121</w:t>
+        <w:t xml:space="preserve">## 1 27.487 0.2028312 0.5432189</w:t>
       </w:r>
     </w:p>
     <w:p>
@@ -1784,7 +1784,7 @@
               <a:graphicData uri="http://schemas.openxmlformats.org/drawingml/2006/picture">
                 <pic:pic>
                   <pic:nvPicPr>
-                    <pic:cNvPr descr="/home/gpca/daltoolboxdp/examples/regression/doc/02_torch_reg_mlp_static_patience_files/6cc1a9aa5251461ecb1b7cfaa35c52fc2b0c71ef.png" id="11" name="Picture"/>
+                    <pic:cNvPr descr="C:\Git\dal\daltoolboxdp\examples\regression\doc\02_torch_reg_mlp_static_patience_files/e148ee1441a65945529c4965547d16739e5ade8b.png" id="11" name="Picture"/>
                     <pic:cNvPicPr>
                       <a:picLocks noChangeArrowheads="1" noChangeAspect="1"/>
                     </pic:cNvPicPr>

--- a/examples/regression/doc/02_torch_reg_mlp_static_patience.docx
+++ b/examples/regression/doc/02_torch_reg_mlp_static_patience.docx
@@ -1064,7 +1064,7 @@
         <w:rPr>
           <w:rStyle w:val="VerbatimChar"/>
         </w:rPr>
-        <w:t xml:space="preserve">## 1 34.62935 0.1811313 0.6152646</w:t>
+        <w:t xml:space="preserve">## 1 34.62936 0.1811313 0.6152646</w:t>
       </w:r>
     </w:p>
     <w:p>
@@ -1784,7 +1784,7 @@
               <a:graphicData uri="http://schemas.openxmlformats.org/drawingml/2006/picture">
                 <pic:pic>
                   <pic:nvPicPr>
-                    <pic:cNvPr descr="C:\Git\dal\daltoolboxdp\examples\regression\doc\02_torch_reg_mlp_static_patience_files/e148ee1441a65945529c4965547d16739e5ade8b.png" id="11" name="Picture"/>
+                    <pic:cNvPr descr="/home/gpca/daltoolboxdp/examples/regression/doc/02_torch_reg_mlp_static_patience_files/9a062ed14d4ea23f6fa7d9c9c08348e75733e121.png" id="11" name="Picture"/>
                     <pic:cNvPicPr>
                       <a:picLocks noChangeArrowheads="1" noChangeAspect="1"/>
                     </pic:cNvPicPr>
